--- a/output/tables/resultados/tabla3_denominadores.docx
+++ b/output/tables/resultados/tabla3_denominadores.docx
@@ -65,13 +65,13 @@
         <w:tblLook w:firstRow="1" w:lastRow="0" w:firstColumn="0" w:lastColumn="0" w:noHBand="0" w:noVBand="1"/>
       </w:tblPr>
       <w:tblGrid>
-        <w:gridCol w:w="1144"/>
-        <w:gridCol w:w="1319"/>
-        <w:gridCol w:w="1118"/>
-        <w:gridCol w:w="1055"/>
-        <w:gridCol w:w="1609"/>
-        <w:gridCol w:w="1572"/>
-        <w:gridCol w:w="1255"/>
+        <w:gridCol w:w="1059"/>
+        <w:gridCol w:w="1221"/>
+        <w:gridCol w:w="1372"/>
+        <w:gridCol w:w="977"/>
+        <w:gridCol w:w="1826"/>
+        <w:gridCol w:w="1455"/>
+        <w:gridCol w:w="1162"/>
       </w:tblGrid>
       <w:tr>
         <w:trPr>
@@ -240,7 +240,7 @@
                 <w:szCs w:val="24"/>
                 <w:color w:val="000000"/>
               </w:rPr>
-              <w:t xml:space="preserve">Descartadas</w:t>
+              <w:t xml:space="preserve">Descartadas (%)</w:t>
             </w:r>
           </w:p>
         </w:tc>
@@ -350,7 +350,7 @@
                 <w:szCs w:val="24"/>
                 <w:color w:val="000000"/>
               </w:rPr>
-              <w:t xml:space="preserve">Con declaraciones</w:t>
+              <w:t xml:space="preserve">Con declaraciones (%)</w:t>
             </w:r>
           </w:p>
         </w:tc>
@@ -576,7 +576,7 @@
                 <w:szCs w:val="24"/>
                 <w:color w:val="000000"/>
               </w:rPr>
-              <w:t xml:space="preserve">262</w:t>
+              <w:t xml:space="preserve">  262</w:t>
             </w:r>
           </w:p>
         </w:tc>
@@ -631,7 +631,7 @@
                 <w:szCs w:val="24"/>
                 <w:color w:val="000000"/>
               </w:rPr>
-              <w:t xml:space="preserve">142</w:t>
+              <w:t xml:space="preserve">142 (54 %)</w:t>
             </w:r>
           </w:p>
         </w:tc>
@@ -741,7 +741,7 @@
                 <w:szCs w:val="24"/>
                 <w:color w:val="000000"/>
               </w:rPr>
-              <w:t xml:space="preserve">95</w:t>
+              <w:t xml:space="preserve"> 95 (79 %)</w:t>
             </w:r>
           </w:p>
         </w:tc>
@@ -796,7 +796,7 @@
                 <w:szCs w:val="24"/>
                 <w:color w:val="000000"/>
               </w:rPr>
-              <w:t xml:space="preserve">71</w:t>
+              <w:t xml:space="preserve"> 71</w:t>
             </w:r>
           </w:p>
         </w:tc>
@@ -851,7 +851,7 @@
                 <w:szCs w:val="24"/>
                 <w:color w:val="000000"/>
               </w:rPr>
-              <w:t xml:space="preserve">227</w:t>
+              <w:t xml:space="preserve">  227</w:t>
             </w:r>
           </w:p>
         </w:tc>
@@ -967,7 +967,7 @@
                 <w:szCs w:val="24"/>
                 <w:color w:val="000000"/>
               </w:rPr>
-              <w:t xml:space="preserve">111</w:t>
+              <w:t xml:space="preserve">  111</w:t>
             </w:r>
           </w:p>
         </w:tc>
@@ -1022,7 +1022,7 @@
                 <w:szCs w:val="24"/>
                 <w:color w:val="000000"/>
               </w:rPr>
-              <w:t xml:space="preserve">55</w:t>
+              <w:t xml:space="preserve"> 55 (50 %)</w:t>
             </w:r>
           </w:p>
         </w:tc>
@@ -1077,7 +1077,7 @@
                 <w:szCs w:val="24"/>
                 <w:color w:val="000000"/>
               </w:rPr>
-              <w:t xml:space="preserve">56</w:t>
+              <w:t xml:space="preserve"> 56</w:t>
             </w:r>
           </w:p>
         </w:tc>
@@ -1132,7 +1132,7 @@
                 <w:szCs w:val="24"/>
                 <w:color w:val="000000"/>
               </w:rPr>
-              <w:t xml:space="preserve">45</w:t>
+              <w:t xml:space="preserve"> 45 (80 %)</w:t>
             </w:r>
           </w:p>
         </w:tc>
@@ -1187,7 +1187,7 @@
                 <w:szCs w:val="24"/>
                 <w:color w:val="000000"/>
               </w:rPr>
-              <w:t xml:space="preserve">41</w:t>
+              <w:t xml:space="preserve"> 41</w:t>
             </w:r>
           </w:p>
         </w:tc>
@@ -1242,7 +1242,7 @@
                 <w:szCs w:val="24"/>
                 <w:color w:val="000000"/>
               </w:rPr>
-              <w:t xml:space="preserve">89</w:t>
+              <w:t xml:space="preserve">   89</w:t>
             </w:r>
           </w:p>
         </w:tc>
@@ -1358,7 +1358,7 @@
                 <w:szCs w:val="24"/>
                 <w:color w:val="000000"/>
               </w:rPr>
-              <w:t xml:space="preserve">723</w:t>
+              <w:t xml:space="preserve">  723</w:t>
             </w:r>
           </w:p>
         </w:tc>
@@ -1413,7 +1413,7 @@
                 <w:szCs w:val="24"/>
                 <w:color w:val="000000"/>
               </w:rPr>
-              <w:t xml:space="preserve">392</w:t>
+              <w:t xml:space="preserve">392 (54 %)</w:t>
             </w:r>
           </w:p>
         </w:tc>
@@ -1523,7 +1523,7 @@
                 <w:szCs w:val="24"/>
                 <w:color w:val="000000"/>
               </w:rPr>
-              <w:t xml:space="preserve">297</w:t>
+              <w:t xml:space="preserve">297 (90 %)</w:t>
             </w:r>
           </w:p>
         </w:tc>
@@ -1633,7 +1633,7 @@
                 <w:szCs w:val="24"/>
                 <w:color w:val="000000"/>
               </w:rPr>
-              <w:t xml:space="preserve">1,069</w:t>
+              <w:t xml:space="preserve">1.069</w:t>
             </w:r>
           </w:p>
         </w:tc>
@@ -1749,7 +1749,7 @@
                 <w:szCs w:val="24"/>
                 <w:color w:val="000000"/>
               </w:rPr>
-              <w:t xml:space="preserve">320</w:t>
+              <w:t xml:space="preserve">  320</w:t>
             </w:r>
           </w:p>
         </w:tc>
@@ -1804,7 +1804,7 @@
                 <w:szCs w:val="24"/>
                 <w:color w:val="000000"/>
               </w:rPr>
-              <w:t xml:space="preserve">194</w:t>
+              <w:t xml:space="preserve">194 (61 %)</w:t>
             </w:r>
           </w:p>
         </w:tc>
@@ -1914,7 +1914,7 @@
                 <w:szCs w:val="24"/>
                 <w:color w:val="000000"/>
               </w:rPr>
-              <w:t xml:space="preserve">106</w:t>
+              <w:t xml:space="preserve">106 (84 %)</w:t>
             </w:r>
           </w:p>
         </w:tc>
@@ -1969,7 +1969,7 @@
                 <w:szCs w:val="24"/>
                 <w:color w:val="000000"/>
               </w:rPr>
-              <w:t xml:space="preserve">94</w:t>
+              <w:t xml:space="preserve"> 94</w:t>
             </w:r>
           </w:p>
         </w:tc>
@@ -2024,7 +2024,7 @@
                 <w:szCs w:val="24"/>
                 <w:color w:val="000000"/>
               </w:rPr>
-              <w:t xml:space="preserve">340</w:t>
+              <w:t xml:space="preserve">  340</w:t>
             </w:r>
           </w:p>
         </w:tc>
@@ -2140,7 +2140,7 @@
                 <w:szCs w:val="24"/>
                 <w:color w:val="000000"/>
               </w:rPr>
-              <w:t xml:space="preserve">209</w:t>
+              <w:t xml:space="preserve">  209</w:t>
             </w:r>
           </w:p>
         </w:tc>
@@ -2195,7 +2195,7 @@
                 <w:szCs w:val="24"/>
                 <w:color w:val="000000"/>
               </w:rPr>
-              <w:t xml:space="preserve">143</w:t>
+              <w:t xml:space="preserve">143 (68 %)</w:t>
             </w:r>
           </w:p>
         </w:tc>
@@ -2250,7 +2250,7 @@
                 <w:szCs w:val="24"/>
                 <w:color w:val="000000"/>
               </w:rPr>
-              <w:t xml:space="preserve">66</w:t>
+              <w:t xml:space="preserve"> 66</w:t>
             </w:r>
           </w:p>
         </w:tc>
@@ -2305,7 +2305,7 @@
                 <w:szCs w:val="24"/>
                 <w:color w:val="000000"/>
               </w:rPr>
-              <w:t xml:space="preserve">57</w:t>
+              <w:t xml:space="preserve"> 57 (86 %)</w:t>
             </w:r>
           </w:p>
         </w:tc>
@@ -2360,7 +2360,7 @@
                 <w:szCs w:val="24"/>
                 <w:color w:val="000000"/>
               </w:rPr>
-              <w:t xml:space="preserve">44</w:t>
+              <w:t xml:space="preserve"> 44</w:t>
             </w:r>
           </w:p>
         </w:tc>
@@ -2415,7 +2415,7 @@
                 <w:szCs w:val="24"/>
                 <w:color w:val="000000"/>
               </w:rPr>
-              <w:t xml:space="preserve">272</w:t>
+              <w:t xml:space="preserve">  272</w:t>
             </w:r>
           </w:p>
         </w:tc>
@@ -2531,7 +2531,7 @@
                 <w:szCs w:val="24"/>
                 <w:color w:val="000000"/>
               </w:rPr>
-              <w:t xml:space="preserve">194</w:t>
+              <w:t xml:space="preserve">  194</w:t>
             </w:r>
           </w:p>
         </w:tc>
@@ -2586,7 +2586,7 @@
                 <w:szCs w:val="24"/>
                 <w:color w:val="000000"/>
               </w:rPr>
-              <w:t xml:space="preserve">55</w:t>
+              <w:t xml:space="preserve"> 55 (28 %)</w:t>
             </w:r>
           </w:p>
         </w:tc>
@@ -2696,7 +2696,7 @@
                 <w:szCs w:val="24"/>
                 <w:color w:val="000000"/>
               </w:rPr>
-              <w:t xml:space="preserve">134</w:t>
+              <w:t xml:space="preserve">134 (96 %)</w:t>
             </w:r>
           </w:p>
         </w:tc>
@@ -2806,7 +2806,7 @@
                 <w:szCs w:val="24"/>
                 <w:color w:val="000000"/>
               </w:rPr>
-              <w:t xml:space="preserve">457</w:t>
+              <w:t xml:space="preserve">  457</w:t>
             </w:r>
           </w:p>
         </w:tc>
@@ -2922,7 +2922,7 @@
                 <w:szCs w:val="24"/>
                 <w:color w:val="000000"/>
               </w:rPr>
-              <w:t xml:space="preserve">1,096</w:t>
+              <w:t xml:space="preserve">1.096</w:t>
             </w:r>
           </w:p>
         </w:tc>
@@ -2977,7 +2977,7 @@
                 <w:szCs w:val="24"/>
                 <w:color w:val="000000"/>
               </w:rPr>
-              <w:t xml:space="preserve">589</w:t>
+              <w:t xml:space="preserve">589 (54 %)</w:t>
             </w:r>
           </w:p>
         </w:tc>
@@ -3087,7 +3087,7 @@
                 <w:szCs w:val="24"/>
                 <w:color w:val="000000"/>
               </w:rPr>
-              <w:t xml:space="preserve">437</w:t>
+              <w:t xml:space="preserve">437 (86 %)</w:t>
             </w:r>
           </w:p>
         </w:tc>
@@ -3197,7 +3197,7 @@
                 <w:szCs w:val="24"/>
                 <w:color w:val="000000"/>
               </w:rPr>
-              <w:t xml:space="preserve">1,385</w:t>
+              <w:t xml:space="preserve">1.385</w:t>
             </w:r>
           </w:p>
         </w:tc>
@@ -3272,7 +3272,7 @@
                 <w:szCs w:val="24"/>
                 <w:color w:val="000000"/>
               </w:rPr>
-              <w:t xml:space="preserve"> Descartadas = intervenciones compuestas solo por votaciones o procedimiento. Sustantivas = con al menos un fragmento sustantivo. Declaraciones = pares intervención–concepto–postura, sin identidad ni control individual. Las fases desagregan la Ley 21.735; en el total, cada actor se cuenta una vez.</w:t>
+              <w:t xml:space="preserve"> Descartadas = intervenciones compuestas solo por votaciones o procedimiento; % sobre el total de intervenciones. Con declaraciones: % sobre las sustantivas. Sustantivas = con al menos un fragmento sustantivo. Declaraciones = pares intervención–concepto–postura, sin identidad ni control individual. Las fases desagregan la Ley 21.735; en el total, cada actor se cuenta una vez.</w:t>
             </w:r>
           </w:p>
         </w:tc>
